--- a/tests/artifacts/docx-word-evidence/特殊字符.docx
+++ b/tests/artifacts/docx-word-evidence/特殊字符.docx
@@ -20,7 +20,7 @@
         <w:rPr>
           <w:color w:val="68708A"/>
         </w:rPr>
-        <w:t xml:space="preserve">私信会话 · 1 条消息 · 2026-10-01T18:32:25.247Z</w:t>
+        <w:t xml:space="preserve">私信会话 · 1 条消息 · 2026-10-02T03:40:46.419Z</w:t>
       </w:r>
     </w:p>
     <w:p>
@@ -28,7 +28,7 @@
         <w:pStyle w:val="Heading2"/>
       </w:pPr>
       <w:r>
-        <w:t xml:space="preserve">2026-10-02 02:32:25 · 用户 u_local…</w:t>
+        <w:t xml:space="preserve">2026-10-02 11:40:46 · 用户 u_local…</w:t>
       </w:r>
     </w:p>
     <w:p>

--- a/tests/artifacts/docx-word-evidence/特殊字符.docx
+++ b/tests/artifacts/docx-word-evidence/特殊字符.docx
@@ -20,7 +20,7 @@
         <w:rPr>
           <w:color w:val="68708A"/>
         </w:rPr>
-        <w:t xml:space="preserve">私信会话 · 1 条消息 · 2026-10-02T03:40:46.419Z</w:t>
+        <w:t xml:space="preserve">私信会话 · 1 条消息 · 2026-10-03T13:18:14.814Z</w:t>
       </w:r>
     </w:p>
     <w:p>
@@ -28,7 +28,7 @@
         <w:pStyle w:val="Heading2"/>
       </w:pPr>
       <w:r>
-        <w:t xml:space="preserve">2026-10-02 11:40:46 · 用户 u_local…</w:t>
+        <w:t xml:space="preserve">2026-10-03 21:18:14 · 用户 u_local…</w:t>
       </w:r>
     </w:p>
     <w:p>

--- a/tests/artifacts/docx-word-evidence/特殊字符.docx
+++ b/tests/artifacts/docx-word-evidence/特殊字符.docx
@@ -20,7 +20,7 @@
         <w:rPr>
           <w:color w:val="68708A"/>
         </w:rPr>
-        <w:t xml:space="preserve">私信会话 · 1 条消息 · 2026-10-03T13:18:14.814Z</w:t>
+        <w:t xml:space="preserve">私信会话 · 1 条消息 · 2026-10-03T15:02:36.281Z</w:t>
       </w:r>
     </w:p>
     <w:p>
@@ -28,7 +28,7 @@
         <w:pStyle w:val="Heading2"/>
       </w:pPr>
       <w:r>
-        <w:t xml:space="preserve">2026-10-03 21:18:14 · 用户 u_local…</w:t>
+        <w:t xml:space="preserve">2026-10-03 23:02:36 · 用户 u_local…</w:t>
       </w:r>
     </w:p>
     <w:p>

--- a/tests/artifacts/docx-word-evidence/特殊字符.docx
+++ b/tests/artifacts/docx-word-evidence/特殊字符.docx
@@ -20,7 +20,7 @@
         <w:rPr>
           <w:color w:val="68708A"/>
         </w:rPr>
-        <w:t xml:space="preserve">私信会话 · 1 条消息 · 2026-10-03T15:02:36.281Z</w:t>
+        <w:t xml:space="preserve">私信会话 · 1 条消息 · 2026-10-04T01:30:26.613Z</w:t>
       </w:r>
     </w:p>
     <w:p>
@@ -28,7 +28,7 @@
         <w:pStyle w:val="Heading2"/>
       </w:pPr>
       <w:r>
-        <w:t xml:space="preserve">2026-10-03 23:02:36 · 用户 u_local…</w:t>
+        <w:t xml:space="preserve">2026-10-04 09:30:26 · 用户 u_local…</w:t>
       </w:r>
     </w:p>
     <w:p>

--- a/tests/artifacts/docx-word-evidence/特殊字符.docx
+++ b/tests/artifacts/docx-word-evidence/特殊字符.docx
@@ -20,7 +20,7 @@
         <w:rPr>
           <w:color w:val="68708A"/>
         </w:rPr>
-        <w:t xml:space="preserve">私信会话 · 1 条消息 · 2026-10-04T01:30:26.613Z</w:t>
+        <w:t xml:space="preserve">私信会话 · 1 条消息 · 2026-10-04T04:18:50.970Z</w:t>
       </w:r>
     </w:p>
     <w:p>
@@ -28,7 +28,7 @@
         <w:pStyle w:val="Heading2"/>
       </w:pPr>
       <w:r>
-        <w:t xml:space="preserve">2026-10-04 09:30:26 · 用户 u_local…</w:t>
+        <w:t xml:space="preserve">2026-10-04 12:18:50 · 用户 u_local…</w:t>
       </w:r>
     </w:p>
     <w:p>

--- a/tests/artifacts/docx-word-evidence/特殊字符.docx
+++ b/tests/artifacts/docx-word-evidence/特殊字符.docx
@@ -20,7 +20,7 @@
         <w:rPr>
           <w:color w:val="68708A"/>
         </w:rPr>
-        <w:t xml:space="preserve">私信会话 · 1 条消息 · 2026-10-04T04:18:50.970Z</w:t>
+        <w:t xml:space="preserve">私信会话 · 1 条消息 · 2026-10-04T06:49:28.003Z</w:t>
       </w:r>
     </w:p>
     <w:p>
@@ -28,7 +28,7 @@
         <w:pStyle w:val="Heading2"/>
       </w:pPr>
       <w:r>
-        <w:t xml:space="preserve">2026-10-04 12:18:50 · 用户 u_local…</w:t>
+        <w:t xml:space="preserve">2026-10-04 14:49:28 · 用户 u_local…</w:t>
       </w:r>
     </w:p>
     <w:p>

--- a/tests/artifacts/docx-word-evidence/特殊字符.docx
+++ b/tests/artifacts/docx-word-evidence/特殊字符.docx
@@ -20,7 +20,7 @@
         <w:rPr>
           <w:color w:val="68708A"/>
         </w:rPr>
-        <w:t xml:space="preserve">私信会话 · 1 条消息 · 2026-10-04T06:49:28.003Z</w:t>
+        <w:t xml:space="preserve">私信会话 · 1 条消息 · 2026-10-04T07:57:23.717Z</w:t>
       </w:r>
     </w:p>
     <w:p>
@@ -28,7 +28,7 @@
         <w:pStyle w:val="Heading2"/>
       </w:pPr>
       <w:r>
-        <w:t xml:space="preserve">2026-10-04 14:49:28 · 用户 u_local…</w:t>
+        <w:t xml:space="preserve">2026-10-04 15:57:23 · 用户 u_local…</w:t>
       </w:r>
     </w:p>
     <w:p>

--- a/tests/artifacts/docx-word-evidence/特殊字符.docx
+++ b/tests/artifacts/docx-word-evidence/特殊字符.docx
@@ -20,7 +20,7 @@
         <w:rPr>
           <w:color w:val="68708A"/>
         </w:rPr>
-        <w:t xml:space="preserve">私信会话 · 1 条消息 · 2026-10-04T07:57:23.717Z</w:t>
+        <w:t xml:space="preserve">私信会话 · 1 条消息 · 2026-10-04T08:22:46.692Z</w:t>
       </w:r>
     </w:p>
     <w:p>
@@ -28,7 +28,7 @@
         <w:pStyle w:val="Heading2"/>
       </w:pPr>
       <w:r>
-        <w:t xml:space="preserve">2026-10-04 15:57:23 · 用户 u_local…</w:t>
+        <w:t xml:space="preserve">2026-10-04 16:22:46 · 用户 u_local…</w:t>
       </w:r>
     </w:p>
     <w:p>

--- a/tests/artifacts/docx-word-evidence/特殊字符.docx
+++ b/tests/artifacts/docx-word-evidence/特殊字符.docx
@@ -20,7 +20,7 @@
         <w:rPr>
           <w:color w:val="68708A"/>
         </w:rPr>
-        <w:t xml:space="preserve">私信会话 · 1 条消息 · 2026-10-04T08:22:46.692Z</w:t>
+        <w:t xml:space="preserve">私信会话 · 1 条消息 · 2026-10-04T09:09:50.069Z</w:t>
       </w:r>
     </w:p>
     <w:p>
@@ -28,7 +28,7 @@
         <w:pStyle w:val="Heading2"/>
       </w:pPr>
       <w:r>
-        <w:t xml:space="preserve">2026-10-04 16:22:46 · 用户 u_local…</w:t>
+        <w:t xml:space="preserve">2026-10-04 17:09:50 · 用户 u_local…</w:t>
       </w:r>
     </w:p>
     <w:p>

--- a/tests/artifacts/docx-word-evidence/特殊字符.docx
+++ b/tests/artifacts/docx-word-evidence/特殊字符.docx
@@ -20,7 +20,7 @@
         <w:rPr>
           <w:color w:val="68708A"/>
         </w:rPr>
-        <w:t xml:space="preserve">私信会话 · 1 条消息 · 2026-10-04T09:09:50.069Z</w:t>
+        <w:t xml:space="preserve">私信会话 · 1 条消息 · 2026-10-04T10:55:09.949Z</w:t>
       </w:r>
     </w:p>
     <w:p>
@@ -28,7 +28,7 @@
         <w:pStyle w:val="Heading2"/>
       </w:pPr>
       <w:r>
-        <w:t xml:space="preserve">2026-10-04 17:09:50 · 用户 u_local…</w:t>
+        <w:t xml:space="preserve">2026-10-04 18:55:09 · 用户 u_local…</w:t>
       </w:r>
     </w:p>
     <w:p>

--- a/tests/artifacts/docx-word-evidence/特殊字符.docx
+++ b/tests/artifacts/docx-word-evidence/特殊字符.docx
@@ -20,7 +20,7 @@
         <w:rPr>
           <w:color w:val="68708A"/>
         </w:rPr>
-        <w:t xml:space="preserve">私信会话 · 1 条消息 · 2026-10-04T10:55:09.949Z</w:t>
+        <w:t xml:space="preserve">私信会话 · 1 条消息 · 2026-10-04T13:03:28.641Z</w:t>
       </w:r>
     </w:p>
     <w:p>
@@ -28,7 +28,7 @@
         <w:pStyle w:val="Heading2"/>
       </w:pPr>
       <w:r>
-        <w:t xml:space="preserve">2026-10-04 18:55:09 · 用户 u_local…</w:t>
+        <w:t xml:space="preserve">2026-10-04 21:03:28 · 用户 u_local…</w:t>
       </w:r>
     </w:p>
     <w:p>

--- a/tests/artifacts/docx-word-evidence/特殊字符.docx
+++ b/tests/artifacts/docx-word-evidence/特殊字符.docx
@@ -20,7 +20,7 @@
         <w:rPr>
           <w:color w:val="68708A"/>
         </w:rPr>
-        <w:t xml:space="preserve">私信会话 · 1 条消息 · 2026-10-04T13:03:28.641Z</w:t>
+        <w:t xml:space="preserve">私信会话 · 1 条消息 · 2026-10-04T14:47:55.067Z</w:t>
       </w:r>
     </w:p>
     <w:p>
@@ -28,7 +28,7 @@
         <w:pStyle w:val="Heading2"/>
       </w:pPr>
       <w:r>
-        <w:t xml:space="preserve">2026-10-04 21:03:28 · 用户 u_local…</w:t>
+        <w:t xml:space="preserve">2026-10-04 22:47:55 · 用户 u_local…</w:t>
       </w:r>
     </w:p>
     <w:p>

--- a/tests/artifacts/docx-word-evidence/特殊字符.docx
+++ b/tests/artifacts/docx-word-evidence/特殊字符.docx
@@ -20,7 +20,7 @@
         <w:rPr>
           <w:color w:val="68708A"/>
         </w:rPr>
-        <w:t xml:space="preserve">私信会话 · 1 条消息 · 2026-10-04T14:47:55.067Z</w:t>
+        <w:t xml:space="preserve">私信会话 · 1 条消息 · 2026-10-05T11:48:15.243Z</w:t>
       </w:r>
     </w:p>
     <w:p>
@@ -28,7 +28,7 @@
         <w:pStyle w:val="Heading2"/>
       </w:pPr>
       <w:r>
-        <w:t xml:space="preserve">2026-10-04 22:47:55 · 用户 u_local…</w:t>
+        <w:t xml:space="preserve">2026-10-05 19:48:15 · 用户 u_local…</w:t>
       </w:r>
     </w:p>
     <w:p>

--- a/tests/artifacts/docx-word-evidence/特殊字符.docx
+++ b/tests/artifacts/docx-word-evidence/特殊字符.docx
@@ -20,7 +20,7 @@
         <w:rPr>
           <w:color w:val="68708A"/>
         </w:rPr>
-        <w:t xml:space="preserve">私信会话 · 1 条消息 · 2026-10-05T11:48:15.243Z</w:t>
+        <w:t xml:space="preserve">私信会话 · 1 条消息 · 2026-10-06T09:32:47.181Z</w:t>
       </w:r>
     </w:p>
     <w:p>
@@ -28,7 +28,7 @@
         <w:pStyle w:val="Heading2"/>
       </w:pPr>
       <w:r>
-        <w:t xml:space="preserve">2026-10-05 19:48:15 · 用户 u_local…</w:t>
+        <w:t xml:space="preserve">2026-10-06 17:32:47 · 用户 u_local…</w:t>
       </w:r>
     </w:p>
     <w:p>

--- a/tests/artifacts/docx-word-evidence/特殊字符.docx
+++ b/tests/artifacts/docx-word-evidence/特殊字符.docx
@@ -20,7 +20,7 @@
         <w:rPr>
           <w:color w:val="68708A"/>
         </w:rPr>
-        <w:t xml:space="preserve">私信会话 · 1 条消息 · 2026-10-06T09:32:47.181Z</w:t>
+        <w:t xml:space="preserve">私信会话 · 1 条消息 · 2026-10-06T10:20:42.292Z</w:t>
       </w:r>
     </w:p>
     <w:p>
@@ -28,7 +28,7 @@
         <w:pStyle w:val="Heading2"/>
       </w:pPr>
       <w:r>
-        <w:t xml:space="preserve">2026-10-06 17:32:47 · 用户 u_local…</w:t>
+        <w:t xml:space="preserve">2026-10-06 18:20:42 · 用户 u_local…</w:t>
       </w:r>
     </w:p>
     <w:p>

--- a/tests/artifacts/docx-word-evidence/特殊字符.docx
+++ b/tests/artifacts/docx-word-evidence/特殊字符.docx
@@ -20,7 +20,7 @@
         <w:rPr>
           <w:color w:val="68708A"/>
         </w:rPr>
-        <w:t xml:space="preserve">私信会话 · 1 条消息 · 2026-10-06T10:20:42.292Z</w:t>
+        <w:t xml:space="preserve">私信会话 · 1 条消息 · 2026-10-06T12:08:35.446Z</w:t>
       </w:r>
     </w:p>
     <w:p>
@@ -28,7 +28,7 @@
         <w:pStyle w:val="Heading2"/>
       </w:pPr>
       <w:r>
-        <w:t xml:space="preserve">2026-10-06 18:20:42 · 用户 u_local…</w:t>
+        <w:t xml:space="preserve">2026-10-06 20:08:35 · 用户 u_local…</w:t>
       </w:r>
     </w:p>
     <w:p>

--- a/tests/artifacts/docx-word-evidence/特殊字符.docx
+++ b/tests/artifacts/docx-word-evidence/特殊字符.docx
@@ -20,7 +20,7 @@
         <w:rPr>
           <w:color w:val="68708A"/>
         </w:rPr>
-        <w:t xml:space="preserve">私信会话 · 1 条消息 · 2026-10-06T12:08:35.446Z</w:t>
+        <w:t xml:space="preserve">私信会话 · 1 条消息 · 2026-10-06T15:48:07.642Z</w:t>
       </w:r>
     </w:p>
     <w:p>
@@ -28,7 +28,7 @@
         <w:pStyle w:val="Heading2"/>
       </w:pPr>
       <w:r>
-        <w:t xml:space="preserve">2026-10-06 20:08:35 · 用户 u_local…</w:t>
+        <w:t xml:space="preserve">2026-10-06 23:48:07 · 用户 u_local…</w:t>
       </w:r>
     </w:p>
     <w:p>

--- a/tests/artifacts/docx-word-evidence/特殊字符.docx
+++ b/tests/artifacts/docx-word-evidence/特殊字符.docx
@@ -20,7 +20,7 @@
         <w:rPr>
           <w:color w:val="68708A"/>
         </w:rPr>
-        <w:t xml:space="preserve">私信会话 · 1 条消息 · 2026-10-06T15:48:07.642Z</w:t>
+        <w:t xml:space="preserve">私信会话 · 1 条消息 · 2026-10-06T15:53:06.612Z</w:t>
       </w:r>
     </w:p>
     <w:p>
@@ -28,7 +28,7 @@
         <w:pStyle w:val="Heading2"/>
       </w:pPr>
       <w:r>
-        <w:t xml:space="preserve">2026-10-06 23:48:07 · 用户 u_local…</w:t>
+        <w:t xml:space="preserve">2026-10-06 23:53:06 · 用户 u_local…</w:t>
       </w:r>
     </w:p>
     <w:p>

--- a/tests/artifacts/docx-word-evidence/特殊字符.docx
+++ b/tests/artifacts/docx-word-evidence/特殊字符.docx
@@ -20,7 +20,7 @@
         <w:rPr>
           <w:color w:val="68708A"/>
         </w:rPr>
-        <w:t xml:space="preserve">私信会话 · 1 条消息 · 2026-10-06T15:53:06.612Z</w:t>
+        <w:t xml:space="preserve">私信会话 · 1 条消息 · 2026-10-07T15:29:34.179Z</w:t>
       </w:r>
     </w:p>
     <w:p>
@@ -28,7 +28,7 @@
         <w:pStyle w:val="Heading2"/>
       </w:pPr>
       <w:r>
-        <w:t xml:space="preserve">2026-10-06 23:53:06 · 用户 u_local…</w:t>
+        <w:t xml:space="preserve">2026-10-07 23:29:34 · 用户 u_local…</w:t>
       </w:r>
     </w:p>
     <w:p>
